--- a/document/解决方案-1.docx
+++ b/document/解决方案-1.docx
@@ -3,6 +3,11 @@
 <w:document xmlns:wpc="http://schemas.microsoft.com/office/word/2010/wordprocessingCanvas" xmlns:cx="http://schemas.microsoft.com/office/drawing/2014/chartex" xmlns:cx1="http://schemas.microsoft.com/office/drawing/2015/9/8/chartex" xmlns:cx2="http://schemas.microsoft.com/office/drawing/2015/10/21/chartex" xmlns:cx3="http://schemas.microsoft.com/office/drawing/2016/5/9/chartex" xmlns:cx4="http://schemas.microsoft.com/office/drawing/2016/5/10/chartex" xmlns:cx5="http://schemas.microsoft.com/office/drawing/2016/5/11/chartex" xmlns:cx6="http://schemas.microsoft.com/office/drawing/2016/5/12/chartex" xmlns:cx7="http://schemas.microsoft.com/office/drawing/2016/5/13/chartex" xmlns:cx8="http://schemas.microsoft.com/office/drawing/2016/5/14/chartex" xmlns:mc="http://schemas.openxmlformats.org/markup-compatibility/2006" xmlns:aink="http://schemas.microsoft.com/office/drawing/2016/ink" xmlns:am3d="http://schemas.microsoft.com/office/drawing/2017/model3d" xmlns:o="urn:schemas-microsoft-com:office:office" xmlns:oel="http://schemas.microsoft.com/office/2019/extlst" xmlns:r="http://schemas.openxmlformats.org/officeDocument/2006/relationships" xmlns:m="http://schemas.openxmlformats.org/officeDocument/2006/math" xmlns:v="urn:schemas-microsoft-com:vml" xmlns:wp14="http://schemas.microsoft.com/office/word/2010/wordprocessingDrawing" xmlns:wp="http://schemas.openxmlformats.org/drawingml/2006/wordprocessingDrawing" xmlns:w10="urn:schemas-microsoft-com:office:word" xmlns:w="http://schemas.openxmlformats.org/wordprocessingml/2006/main" xmlns:w14="http://schemas.microsoft.com/office/word/2010/wordml" xmlns:w15="http://schemas.microsoft.com/office/word/2012/wordml" xmlns:w16cex="http://schemas.microsoft.com/office/word/2018/wordml/cex" xmlns:w16cid="http://schemas.microsoft.com/office/word/2016/wordml/cid" xmlns:w16="http://schemas.microsoft.com/office/word/2018/wordml" xmlns:w16du="http://schemas.microsoft.com/office/word/2023/wordml/word16du" xmlns:w16sdtdh="http://schemas.microsoft.com/office/word/2020/wordml/sdtdatahash" xmlns:w16sdtfl="http://schemas.microsoft.com/office/word/2024/wordml/sdtformatlock" xmlns:w16se="http://schemas.microsoft.com/office/word/2015/wordml/symex" xmlns:wpg="http://schemas.microsoft.com/office/word/2010/wordprocessingGroup" xmlns:wpi="http://schemas.microsoft.com/office/word/2010/wordprocessingInk" xmlns:wne="http://schemas.microsoft.com/office/word/2006/wordml" xmlns:wps="http://schemas.microsoft.com/office/word/2010/wordprocessingShape" mc:Ignorable="w14 w15 w16se w16cid w16 w16cex w16sdtdh w16sdtfl w16du wp14">
   <w:body>
     <w:p>
+      <w:pPr>
+        <w:rPr>
+          <w:rFonts w:hint="eastAsia"/>
+        </w:rPr>
+      </w:pPr>
       <w:r>
         <w:rPr>
           <w:rFonts w:hint="eastAsia"/>
@@ -17,6 +22,9 @@
           <w:ilvl w:val="0"/>
           <w:numId w:val="1"/>
         </w:numPr>
+        <w:rPr>
+          <w:rFonts w:hint="eastAsia"/>
+        </w:rPr>
       </w:pPr>
       <w:r>
         <w:rPr>
@@ -26,6 +34,11 @@
       </w:r>
     </w:p>
     <w:p>
+      <w:pPr>
+        <w:rPr>
+          <w:rFonts w:hint="eastAsia"/>
+        </w:rPr>
+      </w:pPr>
       <w:r>
         <w:rPr>
           <w:rFonts w:hint="eastAsia"/>
@@ -34,6 +47,11 @@
       </w:r>
     </w:p>
     <w:p>
+      <w:pPr>
+        <w:rPr>
+          <w:rFonts w:hint="eastAsia"/>
+        </w:rPr>
+      </w:pPr>
       <w:r>
         <w:tab/>
       </w:r>
@@ -63,6 +81,11 @@
       </w:r>
     </w:p>
     <w:p>
+      <w:pPr>
+        <w:rPr>
+          <w:rFonts w:hint="eastAsia"/>
+        </w:rPr>
+      </w:pPr>
       <w:r>
         <w:tab/>
       </w:r>
@@ -88,6 +111,11 @@
       </w:r>
     </w:p>
     <w:p>
+      <w:pPr>
+        <w:rPr>
+          <w:rFonts w:hint="eastAsia"/>
+        </w:rPr>
+      </w:pPr>
       <w:r>
         <w:rPr>
           <w:rFonts w:hint="eastAsia"/>
@@ -96,6 +124,11 @@
       </w:r>
     </w:p>
     <w:p>
+      <w:pPr>
+        <w:rPr>
+          <w:rFonts w:hint="eastAsia"/>
+        </w:rPr>
+      </w:pPr>
       <w:r>
         <w:t>（1）自我认知不清晰，职业定位模糊</w:t>
       </w:r>
@@ -105,6 +138,11 @@
       </w:r>
     </w:p>
     <w:p>
+      <w:pPr>
+        <w:rPr>
+          <w:rFonts w:hint="eastAsia"/>
+        </w:rPr>
+      </w:pPr>
       <w:r>
         <w:t>（2）职业信息分散，获取效率低</w:t>
       </w:r>
@@ -114,6 +152,11 @@
       </w:r>
     </w:p>
     <w:p>
+      <w:pPr>
+        <w:rPr>
+          <w:rFonts w:hint="eastAsia"/>
+        </w:rPr>
+      </w:pPr>
       <w:r>
         <w:t>（3）指导资源有限，个性化程度不足</w:t>
       </w:r>
@@ -123,6 +166,11 @@
       </w:r>
     </w:p>
     <w:p>
+      <w:pPr>
+        <w:rPr>
+          <w:rFonts w:hint="eastAsia"/>
+        </w:rPr>
+      </w:pPr>
       <w:r>
         <w:t>（4）规划结果难落地，执行路径</w:t>
       </w:r>
@@ -145,6 +193,11 @@
       </w:r>
     </w:p>
     <w:p>
+      <w:pPr>
+        <w:rPr>
+          <w:rFonts w:hint="eastAsia"/>
+        </w:rPr>
+      </w:pPr>
       <w:r>
         <w:t>（5）职业规划缺乏动态调整能力</w:t>
       </w:r>
@@ -169,6 +222,11 @@
       </w:pPr>
     </w:p>
     <w:p>
+      <w:pPr>
+        <w:rPr>
+          <w:rFonts w:hint="eastAsia"/>
+        </w:rPr>
+      </w:pPr>
       <w:r>
         <w:rPr>
           <w:rFonts w:hint="eastAsia"/>
@@ -178,11 +236,21 @@
       </w:r>
     </w:p>
     <w:p>
+      <w:pPr>
+        <w:rPr>
+          <w:rFonts w:hint="eastAsia"/>
+        </w:rPr>
+      </w:pPr>
       <w:r>
         <w:t>本项目拟设计并开发一套“基于AI的大学生职业规划智能体”，面向高校学生提供集“职业测评、自我画像、职业匹配、成长规划、智能问答、动态追踪”于一体的智能化生涯规划服务平台。</w:t>
       </w:r>
     </w:p>
     <w:p>
+      <w:pPr>
+        <w:rPr>
+          <w:rFonts w:hint="eastAsia"/>
+        </w:rPr>
+      </w:pPr>
       <w:r>
         <w:t>该系统依托人工智能大模型、职业知识库、画像建模与推荐算法等技术，对大学生的兴趣特征、能力基础、专业背景、发展目标等信息进行综合分析，输出适合用户的职业发展方向、能力差距分析和阶段性成长建议，实现从“认识自己”到“了解职业”再到“制定路径”的全流程闭环支持。</w:t>
       </w:r>
@@ -194,6 +262,9 @@
           <w:ilvl w:val="1"/>
           <w:numId w:val="1"/>
         </w:numPr>
+        <w:rPr>
+          <w:rFonts w:hint="eastAsia"/>
+        </w:rPr>
       </w:pPr>
       <w:r>
         <w:rPr>
@@ -207,7 +278,7 @@
         <w:widowControl/>
         <w:spacing w:before="100" w:beforeAutospacing="1" w:after="100" w:afterAutospacing="1" w:line="240" w:lineRule="auto"/>
         <w:rPr>
-          <w:rFonts w:ascii="宋体" w:eastAsia="宋体" w:hAnsi="宋体" w:cs="宋体"/>
+          <w:rFonts w:ascii="宋体" w:eastAsia="宋体" w:hAnsi="宋体" w:cs="宋体" w:hint="eastAsia"/>
           <w:kern w:val="0"/>
           <w:sz w:val="24"/>
           <w14:ligatures w14:val="none"/>
@@ -396,6 +467,9 @@
           <w:ilvl w:val="0"/>
           <w:numId w:val="1"/>
         </w:numPr>
+        <w:rPr>
+          <w:rFonts w:hint="eastAsia"/>
+        </w:rPr>
       </w:pPr>
       <w:r>
         <w:rPr>
@@ -405,6 +479,11 @@
       </w:r>
     </w:p>
     <w:p>
+      <w:pPr>
+        <w:rPr>
+          <w:rFonts w:hint="eastAsia"/>
+        </w:rPr>
+      </w:pPr>
       <w:r>
         <w:rPr>
           <w:rFonts w:hint="eastAsia"/>
@@ -441,6 +520,11 @@
       </w:r>
     </w:p>
     <w:p>
+      <w:pPr>
+        <w:rPr>
+          <w:rFonts w:hint="eastAsia"/>
+        </w:rPr>
+      </w:pPr>
       <w:r>
         <w:rPr>
           <w:rFonts w:hint="eastAsia"/>
@@ -449,19 +533,35 @@
       </w:r>
     </w:p>
     <w:p>
+      <w:pPr>
+        <w:rPr>
+          <w:rFonts w:hint="eastAsia"/>
+        </w:rPr>
+      </w:pPr>
       <w:r>
         <w:t>随着高校毕业生规模持续扩大，大学生职业发展问题日益受到社会关注。高校、职业教育机构、青年就业服务平台以及人力资源服务机构对智能化职业规划产品的需求不断增加。一方面，大学生群体普遍存在职业迷茫、选择困难和规划能力不足的问题；另一方面，高校也希望通过数字化工具提升就业指导效率、实现更加精准的学生成长服务。因此，面向大学生职业规划场景的AI智能体产品具有较广阔的应用空间和推广价值。</w:t>
       </w:r>
     </w:p>
-    <w:p/>
-    <w:p>
-      <w:pPr>
-        <w:rPr>
-          <w:rFonts w:hint="eastAsia"/>
-        </w:rPr>
-      </w:pPr>
-    </w:p>
-    <w:p>
+    <w:p>
+      <w:pPr>
+        <w:rPr>
+          <w:rFonts w:hint="eastAsia"/>
+        </w:rPr>
+      </w:pPr>
+    </w:p>
+    <w:p>
+      <w:pPr>
+        <w:rPr>
+          <w:rFonts w:hint="eastAsia"/>
+        </w:rPr>
+      </w:pPr>
+    </w:p>
+    <w:p>
+      <w:pPr>
+        <w:rPr>
+          <w:rFonts w:hint="eastAsia"/>
+        </w:rPr>
+      </w:pPr>
       <w:r>
         <w:rPr>
           <w:rFonts w:hint="eastAsia"/>
@@ -481,6 +581,11 @@
       </w:r>
     </w:p>
     <w:p>
+      <w:pPr>
+        <w:rPr>
+          <w:rFonts w:hint="eastAsia"/>
+        </w:rPr>
+      </w:pPr>
       <w:r>
         <w:rPr>
           <w:rFonts w:hint="eastAsia"/>
@@ -489,6 +594,11 @@
       </w:r>
     </w:p>
     <w:p>
+      <w:pPr>
+        <w:rPr>
+          <w:rFonts w:hint="eastAsia"/>
+        </w:rPr>
+      </w:pPr>
       <w:r>
         <w:t>采用前后端分离式设计：前端负责用户交互、测评填写、报告展示和任务提醒；后端负责用户画像生成、知识库调用、推荐计算、对话管理和数据存储；AI</w:t>
       </w:r>
@@ -526,6 +636,175 @@
           <w:rFonts w:hint="eastAsia"/>
         </w:rPr>
       </w:pPr>
+    </w:p>
+    <w:p>
+      <w:pPr>
+        <w:pStyle w:val="a9"/>
+        <w:numPr>
+          <w:ilvl w:val="0"/>
+          <w:numId w:val="1"/>
+        </w:numPr>
+      </w:pPr>
+      <w:r>
+        <w:rPr>
+          <w:rFonts w:hint="eastAsia"/>
+        </w:rPr>
+        <w:t>项目创新</w:t>
+      </w:r>
+    </w:p>
+    <w:p>
+      <w:r>
+        <w:rPr>
+          <w:rFonts w:hint="eastAsia"/>
+        </w:rPr>
+        <w:t>未知</w:t>
+      </w:r>
+      <w:r>
+        <w:t>……</w:t>
+      </w:r>
+      <w:proofErr w:type="gramStart"/>
+      <w:r>
+        <w:t>…………………………</w:t>
+      </w:r>
+      <w:proofErr w:type="gramEnd"/>
+      <w:r>
+        <w:rPr>
+          <w:rFonts w:hint="eastAsia"/>
+        </w:rPr>
+        <w:t>.</w:t>
+      </w:r>
+    </w:p>
+    <w:p>
+      <w:r>
+        <w:rPr>
+          <w:rFonts w:hint="eastAsia"/>
+        </w:rPr>
+        <w:t>团队介绍</w:t>
+      </w:r>
+    </w:p>
+    <w:p>
+      <w:r>
+        <w:rPr>
+          <w:rFonts w:hint="eastAsia"/>
+        </w:rPr>
+        <w:t>4.1团队队名</w:t>
+      </w:r>
+    </w:p>
+    <w:p>
+      <w:r>
+        <w:tab/>
+      </w:r>
+      <w:proofErr w:type="gramStart"/>
+      <w:r>
+        <w:rPr>
+          <w:rFonts w:hint="eastAsia"/>
+        </w:rPr>
+        <w:t>勇闯服创队</w:t>
+      </w:r>
+      <w:proofErr w:type="gramEnd"/>
+    </w:p>
+    <w:p>
+      <w:r>
+        <w:rPr>
+          <w:rFonts w:hint="eastAsia"/>
+        </w:rPr>
+        <w:t>4.2团队介绍</w:t>
+      </w:r>
+    </w:p>
+    <w:p>
+      <w:r>
+        <w:tab/>
+      </w:r>
+      <w:r>
+        <w:rPr>
+          <w:rFonts w:hint="eastAsia"/>
+        </w:rPr>
+        <w:t>本团队的成员两位来自商科艺术类专业，三位来自计算机专业，具有良好的编程基础与信息系统建设经验，团队成员之间的沟通和协作能力很强。商科艺术类专业的同学负责界面优化和文档书写，计算机专业的同学负责项目前后端及数据库的开发，团队凝聚力强，合理分工，互相协作。</w:t>
+      </w:r>
+    </w:p>
+    <w:p>
+      <w:r>
+        <w:tab/>
+      </w:r>
+    </w:p>
+    <w:p/>
+    <w:p/>
+    <w:p/>
+    <w:p/>
+    <w:p/>
+    <w:p/>
+    <w:p>
+      <w:r>
+        <w:rPr>
+          <w:rFonts w:hint="eastAsia"/>
+        </w:rPr>
+        <w:t>9.项目总结与未来展望</w:t>
+      </w:r>
+    </w:p>
+    <w:p>
+      <w:r>
+        <w:rPr>
+          <w:rFonts w:hint="eastAsia"/>
+        </w:rPr>
+        <w:t>9.1项目总结</w:t>
+      </w:r>
+    </w:p>
+    <w:p>
+      <w:r>
+        <w:t>本项目立足于当前大学生职业规划过程中普遍存在的自我认知不足、职业信息碎片化、发展路径不清晰、个性化指导资源有限等现实问题，提出并设计了“基于AI的大学生职业规划智能体”解决方案。系统以人工智能技术为支撑，融合职业知识库、用户画像建模、智能推荐与动态</w:t>
+      </w:r>
+      <w:proofErr w:type="gramStart"/>
+      <w:r>
+        <w:t>交互等</w:t>
+      </w:r>
+      <w:proofErr w:type="gramEnd"/>
+      <w:r>
+        <w:t>核心能力，围绕“测评分析—方向匹配—路径规划—持续反馈”的完整链路，为大学生提供更加科学、精准、高效的职业规划服务。</w:t>
+      </w:r>
+    </w:p>
+    <w:p>
+      <w:r>
+        <w:t>相较于传统职业指导方式，本项目不仅能够提升职业规划服务的覆盖范围与响应效率，还能够根据学生的兴趣特征、能力基础、专业背景和成长目标，形成更具针对性和</w:t>
+      </w:r>
+      <w:proofErr w:type="gramStart"/>
+      <w:r>
+        <w:t>可</w:t>
+      </w:r>
+      <w:proofErr w:type="gramEnd"/>
+      <w:r>
+        <w:t>执行性的个性化建议，推动职业规划由经验驱动向数据驱动、由单次咨询向持续陪伴转变。与此同时，项目也可为高校生涯教育、就业指导和学生成长管理提供辅助支撑，具有较强的现实意义和推广价值。</w:t>
+      </w:r>
+    </w:p>
+    <w:p>
+      <w:pPr>
+        <w:rPr>
+          <w:rFonts w:hint="eastAsia"/>
+        </w:rPr>
+      </w:pPr>
+      <w:r>
+        <w:rPr>
+          <w:rFonts w:hint="eastAsia"/>
+        </w:rPr>
+        <w:t>9.2未来展望</w:t>
+      </w:r>
+    </w:p>
+    <w:p>
+      <w:r>
+        <w:t>未来，本项目将继续围绕“专业化、智能化、场景化、持续化”方向进行优化升级。一方面，将进一步完善职业知识库内容，增强对行业趋势、岗位能力要求和区域人才需求的动态感知能力，不断提升推荐结果的准确性与时效性；另一方面，将持续优化智能体的多轮对话能力、成长跟踪能力和路径生成能力，使系统能够更真实地模拟职业导师的指导过程，形成长期陪伴式服务体验。此外，项目后续还可拓展简历诊断、模拟面试、实习推荐、就业竞争力评估等功能，并探索与高校就业平台、企业招聘平台、区域产业数据平台的联动应用，逐步构建覆盖“认知—规划—提升—实践—就业”的大学生职业发展服务生态。</w:t>
+      </w:r>
+    </w:p>
+    <w:p>
+      <w:r>
+        <w:t>总体来看，基于AI的大学生职业规划智能</w:t>
+      </w:r>
+      <w:proofErr w:type="gramStart"/>
+      <w:r>
+        <w:t>体不仅</w:t>
+      </w:r>
+      <w:proofErr w:type="gramEnd"/>
+      <w:r>
+        <w:t>是对传统职业指导模式的一次技术升级，更是推动高校职业发展服务走向精准化、智能化和个性化的重要探索。随着系统功能的不断完善与应用场景的持续拓展，本项目有望在促进大学生成长成才、提升高校就业服务水平以及服务社会人才培养等方面发挥更加积极的作用。</w:t>
+      </w:r>
     </w:p>
     <w:p>
       <w:pPr>
